--- a/tests/org.obeonetwork.m2doc.tests/resources/bookmark/expressions/expressions-expected-generation.docx
+++ b/tests/org.obeonetwork.m2doc.tests/resources/bookmark/expressions/expressions-expected-generation.docx
@@ -37,23 +37,23 @@
         </w:rPr>
         <w:t xml:space="preserve">Test link before bookmark : </w:t>
       </w:r>
-      <w:r w:rsidR="3DF320012E12433298894CA0A19EDAF5">
+      <w:r w:rsidR="4C952A555DBBB2B44500088EF4EE2D22">
         <w:fldChar w:fldCharType="begin"/>
       </w:r>
-      <w:r w:rsidR="3DF320012E12433298894CA0A19EDAF5">
+      <w:r w:rsidR="4C952A555DBBB2B44500088EF4EE2D22">
         <w:instrText xml:space="preserve"> REF ANYDSL \h </w:instrText>
       </w:r>
-      <w:r w:rsidR="3DF320012E12433298894CA0A19EDAF5">
+      <w:r w:rsidR="4C952A555DBBB2B44500088EF4EE2D22">
         <w:fldChar w:fldCharType="separate"/>
       </w:r>
-      <w:r w:rsidR="3DF320012E12433298894CA0A19EDAF5">
+      <w:r w:rsidR="4C952A555DBBB2B44500088EF4EE2D22">
         <w:rPr>
           <w:noProof/>
           <w:b w:val="on"/>
         </w:rPr>
         <w:t>anydsl reference</w:t>
       </w:r>
-      <w:r w:rsidR="3DF320012E12433298894CA0A19EDAF5">
+      <w:r w:rsidR="4C952A555DBBB2B44500088EF4EE2D22">
         <w:fldChar w:fldCharType="end"/>
       </w:r>
     </w:p>
@@ -74,14 +74,14 @@
         </w:rPr>
         <w:t xml:space="preserve">Test bookmark : </w:t>
       </w:r>
-      <w:bookmarkStart w:name="ANYDSL" w:id="73528606514043115989123803333291351717"/>
+      <w:bookmarkStart w:name="ANYDSL" w:id="140518278475676116971071090602483552649"/>
       <w:r>
         <w:rPr>
           <w:lang w:val="en-US"/>
         </w:rPr>
         <w:t>bookmarked content</w:t>
       </w:r>
-      <w:bookmarkEnd w:id="73528606514043115989123803333291351717"/>
+      <w:bookmarkEnd w:id="140518278475676116971071090602483552649"/>
     </w:p>
     <w:p>
       <w:pPr>
@@ -100,23 +100,23 @@
         </w:rPr>
         <w:t xml:space="preserve">Test link after bookmark : </w:t>
       </w:r>
-      <w:r w:rsidR="3DF320012E12433298894CA0A19EDAF5">
+      <w:r w:rsidR="4C952A555DBBB2B44500088EF4EE2D22">
         <w:fldChar w:fldCharType="begin"/>
       </w:r>
-      <w:r w:rsidR="3DF320012E12433298894CA0A19EDAF5">
+      <w:r w:rsidR="4C952A555DBBB2B44500088EF4EE2D22">
         <w:instrText xml:space="preserve"> REF ANYDSL \h </w:instrText>
       </w:r>
-      <w:r w:rsidR="3DF320012E12433298894CA0A19EDAF5">
+      <w:r w:rsidR="4C952A555DBBB2B44500088EF4EE2D22">
         <w:fldChar w:fldCharType="separate"/>
       </w:r>
-      <w:r w:rsidR="3DF320012E12433298894CA0A19EDAF5">
+      <w:r w:rsidR="4C952A555DBBB2B44500088EF4EE2D22">
         <w:rPr>
           <w:noProof/>
           <w:b w:val="on"/>
         </w:rPr>
         <w:t>anydsl reference</w:t>
       </w:r>
-      <w:r w:rsidR="3DF320012E12433298894CA0A19EDAF5">
+      <w:r w:rsidR="4C952A555DBBB2B44500088EF4EE2D22">
         <w:fldChar w:fldCharType="end"/>
       </w:r>
       <w:r>

--- a/tests/org.obeonetwork.m2doc.tests/resources/bookmark/expressions/expressions-expected-generation.docx
+++ b/tests/org.obeonetwork.m2doc.tests/resources/bookmark/expressions/expressions-expected-generation.docx
@@ -37,23 +37,23 @@
         </w:rPr>
         <w:t xml:space="preserve">Test link before bookmark : </w:t>
       </w:r>
-      <w:r w:rsidR="3DF320012E12433298894CA0A19EDAF5">
+      <w:r w:rsidR="431157E6F1794B8A9FB6190AA61C8DCC">
         <w:fldChar w:fldCharType="begin"/>
       </w:r>
-      <w:r w:rsidR="3DF320012E12433298894CA0A19EDAF5">
+      <w:r w:rsidR="431157E6F1794B8A9FB6190AA61C8DCC">
         <w:instrText xml:space="preserve"> REF ANYDSL \h </w:instrText>
       </w:r>
-      <w:r w:rsidR="3DF320012E12433298894CA0A19EDAF5">
+      <w:r w:rsidR="431157E6F1794B8A9FB6190AA61C8DCC">
         <w:fldChar w:fldCharType="separate"/>
       </w:r>
-      <w:r w:rsidR="3DF320012E12433298894CA0A19EDAF5">
+      <w:r w:rsidR="431157E6F1794B8A9FB6190AA61C8DCC">
         <w:rPr>
           <w:noProof/>
           <w:b w:val="on"/>
         </w:rPr>
         <w:t>anydsl reference</w:t>
       </w:r>
-      <w:r w:rsidR="3DF320012E12433298894CA0A19EDAF5">
+      <w:r w:rsidR="431157E6F1794B8A9FB6190AA61C8DCC">
         <w:fldChar w:fldCharType="end"/>
       </w:r>
     </w:p>
@@ -74,14 +74,14 @@
         </w:rPr>
         <w:t xml:space="preserve">Test bookmark : </w:t>
       </w:r>
-      <w:bookmarkStart w:name="ANYDSL" w:id="73528606514043115989123803333291351717"/>
+      <w:bookmarkStart w:name="ANYDSL" w:id="6695313995179327825875929621661540988"/>
       <w:r>
         <w:rPr>
           <w:lang w:val="en-US"/>
         </w:rPr>
         <w:t>bookmarked content</w:t>
       </w:r>
-      <w:bookmarkEnd w:id="73528606514043115989123803333291351717"/>
+      <w:bookmarkEnd w:id="6695313995179327825875929621661540988"/>
     </w:p>
     <w:p>
       <w:pPr>
@@ -100,23 +100,23 @@
         </w:rPr>
         <w:t xml:space="preserve">Test link after bookmark : </w:t>
       </w:r>
-      <w:r w:rsidR="3DF320012E12433298894CA0A19EDAF5">
+      <w:r w:rsidR="431157E6F1794B8A9FB6190AA61C8DCC">
         <w:fldChar w:fldCharType="begin"/>
       </w:r>
-      <w:r w:rsidR="3DF320012E12433298894CA0A19EDAF5">
+      <w:r w:rsidR="431157E6F1794B8A9FB6190AA61C8DCC">
         <w:instrText xml:space="preserve"> REF ANYDSL \h </w:instrText>
       </w:r>
-      <w:r w:rsidR="3DF320012E12433298894CA0A19EDAF5">
+      <w:r w:rsidR="431157E6F1794B8A9FB6190AA61C8DCC">
         <w:fldChar w:fldCharType="separate"/>
       </w:r>
-      <w:r w:rsidR="3DF320012E12433298894CA0A19EDAF5">
+      <w:r w:rsidR="431157E6F1794B8A9FB6190AA61C8DCC">
         <w:rPr>
           <w:noProof/>
           <w:b w:val="on"/>
         </w:rPr>
         <w:t>anydsl reference</w:t>
       </w:r>
-      <w:r w:rsidR="3DF320012E12433298894CA0A19EDAF5">
+      <w:r w:rsidR="431157E6F1794B8A9FB6190AA61C8DCC">
         <w:fldChar w:fldCharType="end"/>
       </w:r>
       <w:r>
